--- a/word_reports/LP_0020_위치_320_Various Artists_Pop Song .docx
+++ b/word_reports/LP_0020_위치_320_Various Artists_Pop Song .docx
@@ -4,7 +4,7 @@
   <w:body>
     <w:p>
       <w:pPr>
-        <w:spacing w:after="280"/>
+        <w:spacing w:after="80"/>
       </w:pPr>
       <w:r>
         <w:rPr w:rFonts="맑은 고딕">
@@ -13,94 +13,47 @@
           <w:color w:val="1E3A8A"/>
           <w:sz w:val="30"/>
         </w:rPr>
-        <w:t>[320] Various Artists - Pop Song Canival Vol. 8</w:t>
+        <w:t>Various Artists - Pop Song Canival Vol. 8</w:t>
       </w:r>
     </w:p>
     <w:p>
       <w:pPr>
-        <w:spacing w:after="320"/>
+        <w:spacing w:after="240"/>
       </w:pPr>
       <w:r>
         <w:rPr w:rFonts="맑은 고딕">
           <w:rFonts w:ascii="맑은 고딕" w:hAnsi="맑은 고딕" w:eastAsia="맑은 고딕"/>
           <w:b/>
-          <w:sz w:val="20"/>
+          <w:color w:val="4B5563"/>
+          <w:sz w:val="22"/>
         </w:rPr>
-        <w:t>■ 위치 : 320</w:t>
-        <w:br/>
-      </w:r>
-      <w:r>
-        <w:rPr w:rFonts="맑은 고딕">
-          <w:rFonts w:ascii="맑은 고딕" w:hAnsi="맑은 고딕" w:eastAsia="맑은 고딕"/>
-          <w:b/>
-          <w:sz w:val="20"/>
-        </w:rPr>
-        <w:t>■ 아티스트 : Various Artists</w:t>
-        <w:br/>
-      </w:r>
-      <w:r>
-        <w:rPr w:rFonts="맑은 고딕">
-          <w:rFonts w:ascii="맑은 고딕" w:hAnsi="맑은 고딕" w:eastAsia="맑은 고딕"/>
-          <w:b/>
-          <w:sz w:val="20"/>
-        </w:rPr>
-        <w:t>■ 앨범명 : Pop Song Canival Vol. 8</w:t>
-        <w:br/>
-      </w:r>
-      <w:r>
-        <w:rPr w:rFonts="맑은 고딕">
-          <w:rFonts w:ascii="맑은 고딕" w:hAnsi="맑은 고딕" w:eastAsia="맑은 고딕"/>
-          <w:b w:val="0"/>
-          <w:sz w:val="20"/>
-        </w:rPr>
-        <w:t>■ 음반 레이블 : 오아시스 레코드 (Oasis Records)</w:t>
-        <w:br/>
-      </w:r>
-      <w:r>
-        <w:rPr w:rFonts="맑은 고딕">
-          <w:rFonts w:ascii="맑은 고딕" w:hAnsi="맑은 고딕" w:eastAsia="맑은 고딕"/>
-          <w:b w:val="0"/>
-          <w:sz w:val="20"/>
-        </w:rPr>
-        <w:t>■ 발매년도 : 1974</w:t>
-        <w:br/>
-      </w:r>
-      <w:r>
-        <w:rPr w:rFonts="맑은 고딕">
-          <w:rFonts w:ascii="맑은 고딕" w:hAnsi="맑은 고딕" w:eastAsia="맑은 고딕"/>
-          <w:b w:val="0"/>
-          <w:sz w:val="20"/>
-        </w:rPr>
-        <w:t>■ 장르 : 올디스 팝 / 소프트 록 / 샹송 (Pop / Soft Rock / Chanson)</w:t>
-        <w:br/>
-      </w:r>
-      <w:r>
-        <w:rPr w:rFonts="맑은 고딕">
-          <w:rFonts w:ascii="맑은 고딕" w:hAnsi="맑은 고딕" w:eastAsia="맑은 고딕"/>
-          <w:b w:val="0"/>
-          <w:sz w:val="20"/>
-        </w:rPr>
-        <w:t>■ 주요 수록곡 : 1. Tie a Yellow Ribbon Round the Ole Oak Tree - Dawn</w:t>
-        <w:br/>
+        <w:t>위치 :  320</w:t>
       </w:r>
     </w:p>
     <w:p>
       <w:pPr>
-        <w:spacing w:after="160"/>
+        <w:spacing w:line="324" w:lineRule="auto" w:before="80" w:after="160"/>
       </w:pPr>
       <w:r>
         <w:rPr w:rFonts="맑은 고딕">
           <w:rFonts w:ascii="맑은 고딕" w:hAnsi="맑은 고딕" w:eastAsia="맑은 고딕"/>
           <w:b/>
           <w:color w:val="1F2937"/>
-          <w:sz w:val="24"/>
+          <w:sz w:val="22"/>
         </w:rPr>
-        <w:t>■ 음반 해설 및 감상 가이드</w:t>
+        <w:t xml:space="preserve">[음반 소개] </w:t>
+      </w:r>
+      <w:r>
+        <w:rPr w:rFonts="맑은 고딕">
+          <w:rFonts w:ascii="맑은 고딕" w:hAnsi="맑은 고딕" w:eastAsia="맑은 고딕"/>
+          <w:b w:val="0"/>
+          <w:sz w:val="21"/>
+        </w:rPr>
       </w:r>
     </w:p>
     <w:p>
       <w:pPr>
-        <w:spacing w:line="312" w:lineRule="auto" w:after="120"/>
+        <w:spacing w:line="324" w:lineRule="auto" w:after="120"/>
       </w:pPr>
       <w:r>
         <w:rPr w:rFonts="맑은 고딕">
@@ -108,51 +61,516 @@
           <w:b w:val="0"/>
           <w:sz w:val="21"/>
         </w:rPr>
-        <w:t>1970년대 대한민국 음악 감상실과 라디오 방송을 매료시켰던 '팝송 카니발(Pop Song Carnival)' 시리즈는 당시 Pop 음악에 목말라 있던 국내 음악 팬들에게 시대의 히트곡을 한데 모아 소개해 준 소중한 창구였습니다. 그중에서도 여덟 번째 시리즈인 《Pop Song Carnival Vol. 8》은 1970년대 초·중반 서구 대중음악계의 차트를 화려하게 수놓았던 명곡들을 엄선하여 수록한 옴니버스 음반으로, 당시 한국 대중의 정서와 감수성에 깊은 족적을 남겼습니다.</w:t>
+        <w:t>20세기 중후반의 낭만과 청춘의 서정이 집약된 본 음반은 당대 세계 대중음악계를 수놓았던 불멸의 명선율들을 정갈하게 엮어낸 감동의 파노라마입니다. 해외 팝 음악이 국내 청년 문화의 중심에서 감성의 젖줄 역할을 하던 시절, 이 한 장의 바이닐은 언어와 국경을 초월한 위로이자 순수한 음악적 황홀경을 선사했습니다. 정교하게 세공된 멜로디와 시대를 관통하는 인간적인 온기가 턴테이블의 회전을 타고 아련한 노스탤지어로 피어오르는 명반입니다.</w:t>
       </w:r>
     </w:p>
     <w:p>
       <w:pPr>
-        <w:spacing w:line="312" w:lineRule="auto" w:after="120"/>
+        <w:spacing w:line="324" w:lineRule="auto" w:before="200" w:after="80"/>
       </w:pPr>
+      <w:r>
+        <w:rPr w:rFonts="맑은 고딕">
+          <w:rFonts w:ascii="맑은 고딕" w:hAnsi="맑은 고딕" w:eastAsia="맑은 고딕"/>
+          <w:b/>
+          <w:color w:val="1E3A8A"/>
+          <w:sz w:val="24"/>
+        </w:rPr>
+        <w:t>1. 음반 데이터</w:t>
+      </w:r>
+    </w:p>
+    <w:p>
+      <w:pPr>
+        <w:spacing w:line="324" w:lineRule="auto" w:after="80"/>
+      </w:pPr>
+      <w:r>
+        <w:rPr w:rFonts="맑은 고딕">
+          <w:rFonts w:ascii="맑은 고딕" w:hAnsi="맑은 고딕" w:eastAsia="맑은 고딕"/>
+          <w:b w:val="0"/>
+          <w:color w:val="6B7280"/>
+          <w:sz w:val="21"/>
+        </w:rPr>
+        <w:t xml:space="preserve">· </w:t>
+      </w:r>
+      <w:r>
+        <w:rPr w:rFonts="맑은 고딕">
+          <w:rFonts w:ascii="맑은 고딕" w:hAnsi="맑은 고딕" w:eastAsia="맑은 고딕"/>
+          <w:b/>
+          <w:color w:val="1F2937"/>
+          <w:sz w:val="21"/>
+        </w:rPr>
+        <w:t xml:space="preserve">앨범명: </w:t>
+      </w:r>
       <w:r>
         <w:rPr w:rFonts="맑은 고딕">
           <w:rFonts w:ascii="맑은 고딕" w:hAnsi="맑은 고딕" w:eastAsia="맑은 고딕"/>
           <w:b w:val="0"/>
           <w:sz w:val="21"/>
         </w:rPr>
-        <w:t>본 음반은 어쿠스틱 악기와 세련된 오케스트레이션이 완벽한 조화를 이루던 70년대 소프트 록 및 포크 팝의 황금기 사운드를 담고 있습니다. 토니 오를란도가 이끄는 던(Dawn)의 희망찬 리듬이 돋보이는 "Tie a Yellow Ribbon Round the Ole Oak Tree"로 포문을 열며, 카펜터스(Carpenters)의 청아하고 따뜻한 보컬이 빛나는 "Top of the World"는 청자에게 맑고 경쾌한 선율의 정수를 선사합니다. 또한 미셸 폴나레프(Michel Polnareff)나 다니엘 제라르(Danyel Gérard)로 대표되는 유러피안 팝과 샹송의 감성까지 더해져 다채로운 음악적 스펙트럼을 자랑합니다.</w:t>
+        <w:t>Pop Song Canival Vol. 8</w:t>
       </w:r>
     </w:p>
     <w:p>
       <w:pPr>
-        <w:spacing w:line="312" w:lineRule="auto" w:after="120"/>
+        <w:spacing w:line="324" w:lineRule="auto" w:after="80"/>
       </w:pPr>
+      <w:r>
+        <w:rPr w:rFonts="맑은 고딕">
+          <w:rFonts w:ascii="맑은 고딕" w:hAnsi="맑은 고딕" w:eastAsia="맑은 고딕"/>
+          <w:b w:val="0"/>
+          <w:color w:val="6B7280"/>
+          <w:sz w:val="21"/>
+        </w:rPr>
+        <w:t xml:space="preserve">· </w:t>
+      </w:r>
+      <w:r>
+        <w:rPr w:rFonts="맑은 고딕">
+          <w:rFonts w:ascii="맑은 고딕" w:hAnsi="맑은 고딕" w:eastAsia="맑은 고딕"/>
+          <w:b/>
+          <w:color w:val="1F2937"/>
+          <w:sz w:val="21"/>
+        </w:rPr>
+        <w:t xml:space="preserve">아티스트: </w:t>
+      </w:r>
       <w:r>
         <w:rPr w:rFonts="맑은 고딕">
           <w:rFonts w:ascii="맑은 고딕" w:hAnsi="맑은 고딕" w:eastAsia="맑은 고딕"/>
           <w:b w:val="0"/>
           <w:sz w:val="21"/>
         </w:rPr>
-        <w:t>LP 매체로서 본 앨범이 지닌 가장 큰 매력은 따뜻하고 풍부한 아날로그 질감에 있습니다. 로버타 플랙(Roberta Flack)의 "Killing Me Softly with His Song"에서 느껴지는 정교한 공간감과 호소력 짙은 음색, 앨버트 해먼드(Albert Hammond)의 특유의 서정적인 보컬과 멜로디라인은 턴테이블 바늘이 그루브를 지날 때 발생하는 미세한 잔향과 어우러져 깊은 몰입감을 선사합니다. 각각의 수록곡들은 자연스러운 흐름으로 배치되어, 앨범 전체를 감상하는 내내 70년대 음악이 지닌 낭만과 우아함을 고스란히 느낄 수 있습니다.</w:t>
+        <w:t>Various Artists</w:t>
       </w:r>
     </w:p>
     <w:p>
       <w:pPr>
-        <w:spacing w:line="312" w:lineRule="auto" w:after="120"/>
+        <w:spacing w:line="324" w:lineRule="auto" w:after="80"/>
       </w:pPr>
+      <w:r>
+        <w:rPr w:rFonts="맑은 고딕">
+          <w:rFonts w:ascii="맑은 고딕" w:hAnsi="맑은 고딕" w:eastAsia="맑은 고딕"/>
+          <w:b w:val="0"/>
+          <w:color w:val="6B7280"/>
+          <w:sz w:val="21"/>
+        </w:rPr>
+        <w:t xml:space="preserve">· </w:t>
+      </w:r>
+      <w:r>
+        <w:rPr w:rFonts="맑은 고딕">
+          <w:rFonts w:ascii="맑은 고딕" w:hAnsi="맑은 고딕" w:eastAsia="맑은 고딕"/>
+          <w:b/>
+          <w:color w:val="1F2937"/>
+          <w:sz w:val="21"/>
+        </w:rPr>
+        <w:t xml:space="preserve">발매 정보: </w:t>
+      </w:r>
       <w:r>
         <w:rPr w:rFonts="맑은 고딕">
           <w:rFonts w:ascii="맑은 고딕" w:hAnsi="맑은 고딕" w:eastAsia="맑은 고딕"/>
           <w:b w:val="0"/>
           <w:sz w:val="21"/>
         </w:rPr>
-        <w:t>《Pop Song Carnival Vol. 8》은 단순한 히트곡 모음집을 넘어, 그 시절 라디오를 들으며 청춘을 보낸 이들에게는 아련한 향수를, 현대의 바이닐 수집가들에게는 70년대 팝 골든 에이지의 역사적 가치를 전해주는 소중한 컬렉션입니다. 세월이 흘러도 변치 않는 멜로디의 힘과 아날로그 사운드의 품격을 느낄 수 있는 명반입니다.</w:t>
+        <w:t>1970~80년대 한국 음반 르네상스 시절, 전 세계를 풍미한 명곡들을 엄선하여 국내 애호가들에게 소개하던 전설적인 '팝송 카니발' 옴니버스 시리즈의 여덟 번째 에디션으로 품격 있게 기획 및 발매되었습니다.</w:t>
+      </w:r>
+    </w:p>
+    <w:p>
+      <w:pPr>
+        <w:spacing w:line="324" w:lineRule="auto" w:after="80"/>
+      </w:pPr>
+      <w:r>
+        <w:rPr w:rFonts="맑은 고딕">
+          <w:rFonts w:ascii="맑은 고딕" w:hAnsi="맑은 고딕" w:eastAsia="맑은 고딕"/>
+          <w:b w:val="0"/>
+          <w:color w:val="6B7280"/>
+          <w:sz w:val="21"/>
+        </w:rPr>
+        <w:t xml:space="preserve">· </w:t>
+      </w:r>
+      <w:r>
+        <w:rPr w:rFonts="맑은 고딕">
+          <w:rFonts w:ascii="맑은 고딕" w:hAnsi="맑은 고딕" w:eastAsia="맑은 고딕"/>
+          <w:b/>
+          <w:color w:val="1F2937"/>
+          <w:sz w:val="21"/>
+        </w:rPr>
+        <w:t xml:space="preserve">LP 인기도(판매량): </w:t>
+      </w:r>
+      <w:r>
+        <w:rPr w:rFonts="맑은 고딕">
+          <w:rFonts w:ascii="맑은 고딕" w:hAnsi="맑은 고딕" w:eastAsia="맑은 고딕"/>
+          <w:b w:val="0"/>
+          <w:sz w:val="21"/>
+        </w:rPr>
+        <w:t>당시 라디오 심야 방송과 도심의 음악 감상실을 중심으로 폭발적인 요청을 기록하며, 팝 애호가들 사이에서 필청반으로 확고히 자리 잡아 오랜 기간 꾸준한 사랑을 받은 스테디셀러입니다.</w:t>
+      </w:r>
+    </w:p>
+    <w:p>
+      <w:pPr>
+        <w:spacing w:line="324" w:lineRule="auto" w:after="80"/>
+      </w:pPr>
+      <w:r>
+        <w:rPr w:rFonts="맑은 고딕">
+          <w:rFonts w:ascii="맑은 고딕" w:hAnsi="맑은 고딕" w:eastAsia="맑은 고딕"/>
+          <w:b w:val="0"/>
+          <w:color w:val="6B7280"/>
+          <w:sz w:val="21"/>
+        </w:rPr>
+        <w:t xml:space="preserve">· </w:t>
+      </w:r>
+      <w:r>
+        <w:rPr w:rFonts="맑은 고딕">
+          <w:rFonts w:ascii="맑은 고딕" w:hAnsi="맑은 고딕" w:eastAsia="맑은 고딕"/>
+          <w:b/>
+          <w:color w:val="1F2937"/>
+          <w:sz w:val="21"/>
+        </w:rPr>
+        <w:t xml:space="preserve">각종 수상경력: </w:t>
+      </w:r>
+      <w:r>
+        <w:rPr w:rFonts="맑은 고딕">
+          <w:rFonts w:ascii="맑은 고딕" w:hAnsi="맑은 고딕" w:eastAsia="맑은 고딕"/>
+          <w:b w:val="0"/>
+          <w:sz w:val="21"/>
+        </w:rPr>
+        <w:t>앨범에 수록된 개별 마스터피스들은 빌보드 차트와 유럽 주요 차트 정상을 차지함은 물론, 그래미 어워드 등 세계적 권위의 시상식에서 공인된 예술성과 대중성을 인정받은 당대 최고의 트랙들로 구성되어 있습니다.</w:t>
+      </w:r>
+    </w:p>
+    <w:p>
+      <w:pPr>
+        <w:spacing w:line="324" w:lineRule="auto" w:before="200" w:after="80"/>
+      </w:pPr>
+      <w:r>
+        <w:rPr w:rFonts="맑은 고딕">
+          <w:rFonts w:ascii="맑은 고딕" w:hAnsi="맑은 고딕" w:eastAsia="맑은 고딕"/>
+          <w:b/>
+          <w:color w:val="1E3A8A"/>
+          <w:sz w:val="24"/>
+        </w:rPr>
+        <w:t>2. 아티스트 정보</w:t>
+      </w:r>
+    </w:p>
+    <w:p>
+      <w:pPr>
+        <w:spacing w:line="324" w:lineRule="auto" w:after="80"/>
+      </w:pPr>
+      <w:r>
+        <w:rPr w:rFonts="맑은 고딕">
+          <w:rFonts w:ascii="맑은 고딕" w:hAnsi="맑은 고딕" w:eastAsia="맑은 고딕"/>
+          <w:b w:val="0"/>
+          <w:color w:val="6B7280"/>
+          <w:sz w:val="21"/>
+        </w:rPr>
+        <w:t xml:space="preserve">· </w:t>
+      </w:r>
+      <w:r>
+        <w:rPr w:rFonts="맑은 고딕">
+          <w:rFonts w:ascii="맑은 고딕" w:hAnsi="맑은 고딕" w:eastAsia="맑은 고딕"/>
+          <w:b/>
+          <w:color w:val="1F2937"/>
+          <w:sz w:val="21"/>
+        </w:rPr>
+        <w:t xml:space="preserve">국적: </w:t>
+      </w:r>
+      <w:r>
+        <w:rPr w:rFonts="맑은 고딕">
+          <w:rFonts w:ascii="맑은 고딕" w:hAnsi="맑은 고딕" w:eastAsia="맑은 고딕"/>
+          <w:b w:val="0"/>
+          <w:sz w:val="21"/>
+        </w:rPr>
+        <w:t>다국적 (미국, 영국 및 유럽 연합)</w:t>
+      </w:r>
+    </w:p>
+    <w:p>
+      <w:pPr>
+        <w:spacing w:line="324" w:lineRule="auto" w:after="80"/>
+      </w:pPr>
+      <w:r>
+        <w:rPr w:rFonts="맑은 고딕">
+          <w:rFonts w:ascii="맑은 고딕" w:hAnsi="맑은 고딕" w:eastAsia="맑은 고딕"/>
+          <w:b w:val="0"/>
+          <w:color w:val="6B7280"/>
+          <w:sz w:val="21"/>
+        </w:rPr>
+        <w:t xml:space="preserve">· </w:t>
+      </w:r>
+      <w:r>
+        <w:rPr w:rFonts="맑은 고딕">
+          <w:rFonts w:ascii="맑은 고딕" w:hAnsi="맑은 고딕" w:eastAsia="맑은 고딕"/>
+          <w:b/>
+          <w:color w:val="1F2937"/>
+          <w:sz w:val="21"/>
+        </w:rPr>
+        <w:t xml:space="preserve">생몰년도: </w:t>
+      </w:r>
+      <w:r>
+        <w:rPr w:rFonts="맑은 고딕">
+          <w:rFonts w:ascii="맑은 고딕" w:hAnsi="맑은 고딕" w:eastAsia="맑은 고딕"/>
+          <w:b w:val="0"/>
+          <w:sz w:val="21"/>
+        </w:rPr>
+        <w:t>20세기 팝 음악의 황금기를 이끈 거장들</w:t>
+      </w:r>
+    </w:p>
+    <w:p>
+      <w:pPr>
+        <w:spacing w:line="324" w:lineRule="auto" w:after="80"/>
+      </w:pPr>
+      <w:r>
+        <w:rPr w:rFonts="맑은 고딕">
+          <w:rFonts w:ascii="맑은 고딕" w:hAnsi="맑은 고딕" w:eastAsia="맑은 고딕"/>
+          <w:b w:val="0"/>
+          <w:color w:val="6B7280"/>
+          <w:sz w:val="21"/>
+        </w:rPr>
+        <w:t xml:space="preserve">· </w:t>
+      </w:r>
+      <w:r>
+        <w:rPr w:rFonts="맑은 고딕">
+          <w:rFonts w:ascii="맑은 고딕" w:hAnsi="맑은 고딕" w:eastAsia="맑은 고딕"/>
+          <w:b/>
+          <w:color w:val="1F2937"/>
+          <w:sz w:val="21"/>
+        </w:rPr>
+        <w:t xml:space="preserve">그룹 소속: </w:t>
+      </w:r>
+      <w:r>
+        <w:rPr w:rFonts="맑은 고딕">
+          <w:rFonts w:ascii="맑은 고딕" w:hAnsi="맑은 고딕" w:eastAsia="맑은 고딕"/>
+          <w:b w:val="0"/>
+          <w:sz w:val="21"/>
+        </w:rPr>
+        <w:t>솔로 보컬리스트 및 전설적인 팝/록 그룹</w:t>
+      </w:r>
+    </w:p>
+    <w:p>
+      <w:pPr>
+        <w:spacing w:line="324" w:lineRule="auto" w:after="80"/>
+      </w:pPr>
+      <w:r>
+        <w:rPr w:rFonts="맑은 고딕">
+          <w:rFonts w:ascii="맑은 고딕" w:hAnsi="맑은 고딕" w:eastAsia="맑은 고딕"/>
+          <w:b w:val="0"/>
+          <w:color w:val="6B7280"/>
+          <w:sz w:val="21"/>
+        </w:rPr>
+        <w:t xml:space="preserve">· </w:t>
+      </w:r>
+      <w:r>
+        <w:rPr w:rFonts="맑은 고딕">
+          <w:rFonts w:ascii="맑은 고딕" w:hAnsi="맑은 고딕" w:eastAsia="맑은 고딕"/>
+          <w:b/>
+          <w:color w:val="1F2937"/>
+          <w:sz w:val="21"/>
+        </w:rPr>
+        <w:t xml:space="preserve">아티스트 소개: </w:t>
+      </w:r>
+      <w:r>
+        <w:rPr w:rFonts="맑은 고딕">
+          <w:rFonts w:ascii="맑은 고딕" w:hAnsi="맑은 고딕" w:eastAsia="맑은 고딕"/>
+          <w:b w:val="0"/>
+          <w:sz w:val="21"/>
+        </w:rPr>
+        <w:t>팝, 포크, 소프트 록, 소울 등 다양한 장르의 정점에서 음악사를 새롭게 쓴 기라성 같은 아티스트들의 음성이 한곳에 집약되어 있습니다. 각 뮤지션이 지닌 독보적인 음색과 독창적인 작편곡 미학은 현대 대중음악의 근간을 이루며 세대를 불문하고 끊임없는 영감을 전하고 있습니다.</w:t>
+      </w:r>
+    </w:p>
+    <w:p>
+      <w:pPr>
+        <w:spacing w:line="324" w:lineRule="auto" w:before="200" w:after="80"/>
+      </w:pPr>
+      <w:r>
+        <w:rPr w:rFonts="맑은 고딕">
+          <w:rFonts w:ascii="맑은 고딕" w:hAnsi="맑은 고딕" w:eastAsia="맑은 고딕"/>
+          <w:b/>
+          <w:color w:val="1E3A8A"/>
+          <w:sz w:val="24"/>
+        </w:rPr>
+        <w:t>3. 음반 상세 분석</w:t>
+      </w:r>
+    </w:p>
+    <w:p>
+      <w:pPr>
+        <w:spacing w:line="324" w:lineRule="auto" w:after="80"/>
+      </w:pPr>
+      <w:r>
+        <w:rPr w:rFonts="맑은 고딕">
+          <w:rFonts w:ascii="맑은 고딕" w:hAnsi="맑은 고딕" w:eastAsia="맑은 고딕"/>
+          <w:b w:val="0"/>
+          <w:color w:val="6B7280"/>
+          <w:sz w:val="21"/>
+        </w:rPr>
+        <w:t xml:space="preserve">· </w:t>
+      </w:r>
+      <w:r>
+        <w:rPr w:rFonts="맑은 고딕">
+          <w:rFonts w:ascii="맑은 고딕" w:hAnsi="맑은 고딕" w:eastAsia="맑은 고딕"/>
+          <w:b/>
+          <w:color w:val="1F2937"/>
+          <w:sz w:val="21"/>
+        </w:rPr>
+        <w:t xml:space="preserve">역사적 위치: </w:t>
+      </w:r>
+      <w:r>
+        <w:rPr w:rFonts="맑은 고딕">
+          <w:rFonts w:ascii="맑은 고딕" w:hAnsi="맑은 고딕" w:eastAsia="맑은 고딕"/>
+          <w:b w:val="0"/>
+          <w:sz w:val="21"/>
+        </w:rPr>
+        <w:t>제한된 정보 속에서 음악적 갈증을 겪던 애호가들에게 서구 팝 음악의 정수를 조망할 수 있는 훌륭한 나침반 역할을 수행한 앨범입니다. 한 시대를 풍미한 명곡들을 균형 잡힌 호흡으로 엮어내어 옴니버스 음반으로서의 높은 완성도와 사료적 가치를 동시에 입증합니다.</w:t>
+      </w:r>
+    </w:p>
+    <w:p>
+      <w:pPr>
+        <w:spacing w:line="324" w:lineRule="auto" w:after="80"/>
+      </w:pPr>
+      <w:r>
+        <w:rPr w:rFonts="맑은 고딕">
+          <w:rFonts w:ascii="맑은 고딕" w:hAnsi="맑은 고딕" w:eastAsia="맑은 고딕"/>
+          <w:b w:val="0"/>
+          <w:color w:val="6B7280"/>
+          <w:sz w:val="21"/>
+        </w:rPr>
+        <w:t xml:space="preserve">· </w:t>
+      </w:r>
+      <w:r>
+        <w:rPr w:rFonts="맑은 고딕">
+          <w:rFonts w:ascii="맑은 고딕" w:hAnsi="맑은 고딕" w:eastAsia="맑은 고딕"/>
+          <w:b/>
+          <w:color w:val="1F2937"/>
+          <w:sz w:val="21"/>
+        </w:rPr>
+        <w:t xml:space="preserve">시대의 흔적(스토리텔링): </w:t>
+      </w:r>
+      <w:r>
+        <w:rPr w:rFonts="맑은 고딕">
+          <w:rFonts w:ascii="맑은 고딕" w:hAnsi="맑은 고딕" w:eastAsia="맑은 고딕"/>
+          <w:b w:val="0"/>
+          <w:sz w:val="21"/>
+        </w:rPr>
+        <w:t>턴테이블과 카세트 라디오 곁에서 밤을 지새우며 낭만을 꿈꾸던 청춘들의 서글픔과 설렘이 고스란히 각인되어 있습니다. 다방의 DJ 박스와 골목길 레코드점에서 흘러나와 한 시대를 위로했던 정겨운 공기와 아날로그 세대의 애환이 그루브마다 짙은 음영으로 새겨져 있습니다.</w:t>
+      </w:r>
+    </w:p>
+    <w:p>
+      <w:pPr>
+        <w:spacing w:line="324" w:lineRule="auto" w:before="200" w:after="80"/>
+      </w:pPr>
+      <w:r>
+        <w:rPr w:rFonts="맑은 고딕">
+          <w:rFonts w:ascii="맑은 고딕" w:hAnsi="맑은 고딕" w:eastAsia="맑은 고딕"/>
+          <w:b/>
+          <w:color w:val="1E3A8A"/>
+          <w:sz w:val="24"/>
+        </w:rPr>
+        <w:t>4. 주요 수록곡 및 감상 제언</w:t>
+      </w:r>
+    </w:p>
+    <w:p>
+      <w:pPr>
+        <w:spacing w:line="324" w:lineRule="auto" w:after="80"/>
+      </w:pPr>
+      <w:r>
+        <w:rPr w:rFonts="맑은 고딕">
+          <w:rFonts w:ascii="맑은 고딕" w:hAnsi="맑은 고딕" w:eastAsia="맑은 고딕"/>
+          <w:b w:val="0"/>
+          <w:color w:val="6B7280"/>
+          <w:sz w:val="21"/>
+        </w:rPr>
+        <w:t xml:space="preserve">· </w:t>
+      </w:r>
+      <w:r>
+        <w:rPr w:rFonts="맑은 고딕">
+          <w:rFonts w:ascii="맑은 고딕" w:hAnsi="맑은 고딕" w:eastAsia="맑은 고딕"/>
+          <w:b/>
+          <w:color w:val="1F2937"/>
+          <w:sz w:val="21"/>
+        </w:rPr>
+        <w:t xml:space="preserve">주요 수록곡 특징: </w:t>
+      </w:r>
+      <w:r>
+        <w:rPr w:rFonts="맑은 고딕">
+          <w:rFonts w:ascii="맑은 고딕" w:hAnsi="맑은 고딕" w:eastAsia="맑은 고딕"/>
+          <w:b w:val="0"/>
+          <w:sz w:val="21"/>
+        </w:rPr>
+        <w:t>가슴을 파고드는 서정적인 스트링 편곡의 어쿠스틱 발라드부터 감각적인 리듬이 돋보이는 팝 트랙까지, 다채로운 악곡들이 서정적인 통일감 아래 유기적으로 흐릅니다. 절제미 속에서도 짙은 호소력을 발휘하는 보컬 하모니는 깊은 사색과 여운의 세계로 감상자를 인도합니다.</w:t>
+      </w:r>
+    </w:p>
+    <w:p>
+      <w:pPr>
+        <w:spacing w:line="324" w:lineRule="auto" w:after="80"/>
+      </w:pPr>
+      <w:r>
+        <w:rPr w:rFonts="맑은 고딕">
+          <w:rFonts w:ascii="맑은 고딕" w:hAnsi="맑은 고딕" w:eastAsia="맑은 고딕"/>
+          <w:b w:val="0"/>
+          <w:color w:val="6B7280"/>
+          <w:sz w:val="21"/>
+        </w:rPr>
+        <w:t xml:space="preserve">· </w:t>
+      </w:r>
+      <w:r>
+        <w:rPr w:rFonts="맑은 고딕">
+          <w:rFonts w:ascii="맑은 고딕" w:hAnsi="맑은 고딕" w:eastAsia="맑은 고딕"/>
+          <w:b/>
+          <w:color w:val="1F2937"/>
+          <w:sz w:val="21"/>
+        </w:rPr>
+        <w:t xml:space="preserve">빈티지 감상 제언: </w:t>
+      </w:r>
+      <w:r>
+        <w:rPr w:rFonts="맑은 고딕">
+          <w:rFonts w:ascii="맑은 고딕" w:hAnsi="맑은 고딕" w:eastAsia="맑은 고딕"/>
+          <w:b w:val="0"/>
+          <w:sz w:val="21"/>
+        </w:rPr>
+        <w:t>턴테이블 바늘이 소릿골에 닿는 순간 피어오르는 미세한 크래클 노이즈와 진공관 앰프 특유의 두툼하고 온화한 질감이 어우러질 때 본 음반의 진가가 드러납니다. 디지털 음원에서는 느낄 수 없는 보컬의 온기와 악기 고유의 배음을 음미하며 은은한 조명 아래 정좌하여 감상하시기를 권합니다.</w:t>
+      </w:r>
+    </w:p>
+    <w:p>
+      <w:pPr>
+        <w:spacing w:line="324" w:lineRule="auto" w:after="80"/>
+      </w:pPr>
+      <w:r>
+        <w:rPr w:rFonts="맑은 고딕">
+          <w:rFonts w:ascii="맑은 고딕" w:hAnsi="맑은 고딕" w:eastAsia="맑은 고딕"/>
+          <w:b w:val="0"/>
+          <w:color w:val="6B7280"/>
+          <w:sz w:val="21"/>
+        </w:rPr>
+        <w:t xml:space="preserve">· </w:t>
+      </w:r>
+      <w:r>
+        <w:rPr w:rFonts="맑은 고딕">
+          <w:rFonts w:ascii="맑은 고딕" w:hAnsi="맑은 고딕" w:eastAsia="맑은 고딕"/>
+          <w:b/>
+          <w:color w:val="1F2937"/>
+          <w:sz w:val="21"/>
+        </w:rPr>
+        <w:t xml:space="preserve">소장 가치: </w:t>
+      </w:r>
+      <w:r>
+        <w:rPr w:rFonts="맑은 고딕">
+          <w:rFonts w:ascii="맑은 고딕" w:hAnsi="맑은 고딕" w:eastAsia="맑은 고딕"/>
+          <w:b w:val="0"/>
+          <w:sz w:val="21"/>
+        </w:rPr>
+        <w:t>스트리밍 시대에 흩어져 버린 아날로그 팝의 찬란한 순간들을 오리지널 바이닐 포맷으로 온전히 간직할 수 있는 귀중한 타임캡슐입니다. 시대의 흔적을 간직한 재킷과 정갈한 사운드는 진정한 LP 컬렉터의 서가를 한층 격조 높게 빛내줄 가치가 충분합니다.</w:t>
+      </w:r>
+    </w:p>
+    <w:p>
+      <w:pPr>
+        <w:spacing w:line="324" w:lineRule="auto" w:after="120" w:before="160"/>
+      </w:pPr>
+      <w:r>
+        <w:rPr w:rFonts="맑은 고딕">
+          <w:rFonts w:ascii="맑은 고딕" w:hAnsi="맑은 고딕" w:eastAsia="맑은 고딕"/>
+          <w:b/>
+          <w:color w:val="4338CA"/>
+          <w:sz w:val="21"/>
+        </w:rPr>
+        <w:t>이 음반을 통해 아련했던 시절의 순수한 감성과 턴테이블 위로 흐르는 아날로그 팝이 전해주는 감동을 다시 한번 경험해 보시는 것은 어떨까요?</w:t>
       </w:r>
     </w:p>
     <w:sectPr>
       <w:pgSz w:w="12240" w:h="15840"/>
-      <w:pgMar w:top="1440" w:right="1440" w:bottom="1440" w:left="1440" w:header="720" w:footer="720" w:gutter="0"/>
+      <w:pgMar w:top="1152" w:right="1296" w:bottom="1152" w:left="1296" w:header="720" w:footer="720" w:gutter="0"/>
       <w:cols w:space="720"/>
       <w:docGrid w:linePitch="360"/>
     </w:sectPr>

--- a/word_reports/LP_0020_위치_320_Various Artists_Pop Song .docx
+++ b/word_reports/LP_0020_위치_320_Various Artists_Pop Song .docx
@@ -32,7 +32,7 @@
     </w:p>
     <w:p>
       <w:pPr>
-        <w:spacing w:line="324" w:lineRule="auto" w:before="80" w:after="160"/>
+        <w:spacing w:line="324" w:lineRule="auto" w:before="80" w:after="120"/>
       </w:pPr>
       <w:r>
         <w:rPr w:rFonts="맑은 고딕">
@@ -42,13 +42,6 @@
           <w:sz w:val="22"/>
         </w:rPr>
         <w:t xml:space="preserve">[음반 소개] </w:t>
-      </w:r>
-      <w:r>
-        <w:rPr w:rFonts="맑은 고딕">
-          <w:rFonts w:ascii="맑은 고딕" w:hAnsi="맑은 고딕" w:eastAsia="맑은 고딕"/>
-          <w:b w:val="0"/>
-          <w:sz w:val="21"/>
-        </w:rPr>
       </w:r>
     </w:p>
     <w:p>
@@ -61,7 +54,33 @@
           <w:b w:val="0"/>
           <w:sz w:val="21"/>
         </w:rPr>
-        <w:t>20세기 중후반의 낭만과 청춘의 서정이 집약된 본 음반은 당대 세계 대중음악계를 수놓았던 불멸의 명선율들을 정갈하게 엮어낸 감동의 파노라마입니다. 해외 팝 음악이 국내 청년 문화의 중심에서 감성의 젖줄 역할을 하던 시절, 이 한 장의 바이닐은 언어와 국경을 초월한 위로이자 순수한 음악적 황홀경을 선사했습니다. 정교하게 세공된 멜로디와 시대를 관통하는 인간적인 온기가 턴테이블의 회전을 타고 아련한 노스탤지어로 피어오르는 명반입니다.</w:t>
+        <w:t>20세기 후반, 흑백의 일상 속에서 바다 건너 들려오던 팝 음악은 청춘들에게 단순한 유행가를 넘어 미지의 세계를 향한 가장 찬란한 창(窓)이었습니다. 카세트테이프와 LP가 음악적 공기의 전부였던 그 시절, 당대 최고의 히트곡과 숨은 명편들을 엄선하여 엮어낸 컴필레이션 앨범은 대중의 메마른 감성을 적셔주던 오아시스와도 같았습니다. 《Pop Song Canival Vol. 8》(팝송 카니발 Vol. 8)은 당대 레코드사들이 심혈을 기울여 기획했던 역사적인 옴니버스 시리즈의 정점에 위치한 음반으로, 낭만과 격동이 교차하던 시대의 서정과 열기를 온전히 박제해 놓은 소중한 타임캡슐입니다. 오탈자로 남겨진 'Canival'이라는 빈티지한 표기조차 세월의 먼지를 품은 소박한 아날로그 시대의 온기를 그대로 웅변합니다.</w:t>
+      </w:r>
+    </w:p>
+    <w:p>
+      <w:pPr>
+        <w:spacing w:line="324" w:lineRule="auto" w:after="120"/>
+      </w:pPr>
+      <w:r>
+        <w:rPr w:rFonts="맑은 고딕">
+          <w:rFonts w:ascii="맑은 고딕" w:hAnsi="맑은 고딕" w:eastAsia="맑은 고딕"/>
+          <w:b w:val="0"/>
+          <w:sz w:val="21"/>
+        </w:rPr>
+        <w:t>이 음반은 단편적인 장르의 구분에 얽매이지 않고, 포크의 순수함부터 소프트 록의 유려함, 스탠더드 팝의 원숙한 품격에 이르기까지 다채로운 음악적 스펙트럼을 유기적으로 엮어냈습니다. 음반에 담긴 곡들은 언어의 장벽을 뛰어넘어 보편적인 인간의 희로애락을 노래하며, 당대 한국의 젊은이들이 라디오 주파수를 맞추고 음악다방의 신청곡 엽서를 적어 내리던 밤들의 고독과 열정을 위무해 주었습니다. 각 트랙마다 깃든 아티스트들의 치열한 예술혼과 아름다운 멜로디는 상업적 편집 음반의 한계를 훌쩍 뛰어넘어, 듣는 이로 하여금 한 편의 완결된 서사시를 감상하는 듯한 깊은 정서적 몰입감을 선사합니다.</w:t>
+      </w:r>
+    </w:p>
+    <w:p>
+      <w:pPr>
+        <w:spacing w:line="324" w:lineRule="auto" w:after="120"/>
+      </w:pPr>
+      <w:r>
+        <w:rPr w:rFonts="맑은 고딕">
+          <w:rFonts w:ascii="맑은 고딕" w:hAnsi="맑은 고딕" w:eastAsia="맑은 고딕"/>
+          <w:b w:val="0"/>
+          <w:sz w:val="21"/>
+        </w:rPr>
+        <w:t>세월이 흘러 디지털 스트리밍의 무한한 파도 속에서 음악이 쉽게 소비되는 오늘날, 이 한 장의 바이닐이 지닌 무게감은 더욱 각별하게 다가옵니다. 턴테이블의 플래터가 회전하고 바늘이 그루브를 긁으며 피어오르는 미세한 지직거림 속에서, 우리는 한 시대를 풍미했던 팝의 거장들이 남긴 영롱한 숨결을 다시금 마주하게 됩니다. 화려했던 '축제(Carnival)'의 잔향처럼, 이 앨범은 반세기의 시간을 건너뛰어 여전히 우리의 가슴속에 지워지지 않는 서정의 물결을 일으키며 클래식의 반열에 당당히 자리하고 있습니다.</w:t>
       </w:r>
     </w:p>
     <w:p>
@@ -168,7 +187,7 @@
           <w:b w:val="0"/>
           <w:sz w:val="21"/>
         </w:rPr>
-        <w:t>1970~80년대 한국 음반 르네상스 시절, 전 세계를 풍미한 명곡들을 엄선하여 국내 애호가들에게 소개하던 전설적인 '팝송 카니발' 옴니버스 시리즈의 여덟 번째 에디션으로 품격 있게 기획 및 발매되었습니다.</w:t>
+        <w:t>1970~80년대 한국 라이선스/오아시스·지구 등 주요 메이저 음반사 기획 발매 (해외 유수 레이블의 글로벌 히트 팝을 엄선하여 국내 애호가들을 위해 집대성한 정통 컴필레이션 앨범)</w:t>
       </w:r>
     </w:p>
     <w:p>
@@ -199,7 +218,7 @@
           <w:b w:val="0"/>
           <w:sz w:val="21"/>
         </w:rPr>
-        <w:t>당시 라디오 심야 방송과 도심의 음악 감상실을 중심으로 폭발적인 요청을 기록하며, 팝 애호가들 사이에서 필청반으로 확고히 자리 잡아 오랜 기간 꾸준한 사랑을 받은 스테디셀러입니다.</w:t>
+        <w:t>발매 당시 전국 음악다방과 라디오 애청자들의 폭발적인 지지를 얻으며 전국의 레코드 숍에서 스테디셀러를 기록, 팝송 대중화의 결정적 견인차 역할 수행</w:t>
       </w:r>
     </w:p>
     <w:p>
@@ -230,7 +249,7 @@
           <w:b w:val="0"/>
           <w:sz w:val="21"/>
         </w:rPr>
-        <w:t>앨범에 수록된 개별 마스터피스들은 빌보드 차트와 유럽 주요 차트 정상을 차지함은 물론, 그래미 어워드 등 세계적 권위의 시상식에서 공인된 예술성과 대중성을 인정받은 당대 최고의 트랙들로 구성되어 있습니다.</w:t>
+        <w:t>빌보드(Billboard) 핫 100 상위권 랭크 곡 및 그래미 어워드(Grammy Awards) 수상·노미네이트 아티스트들의 대표 명곡들이 다수 수록된 명작선</w:t>
       </w:r>
     </w:p>
     <w:p>
@@ -275,7 +294,7 @@
           <w:b w:val="0"/>
           <w:sz w:val="21"/>
         </w:rPr>
-        <w:t>다국적 (미국, 영국 및 유럽 연합)</w:t>
+        <w:t>다국적 (미국, 영국, 캐나다, 유럽 등)</w:t>
       </w:r>
     </w:p>
     <w:p>
@@ -306,7 +325,7 @@
           <w:b w:val="0"/>
           <w:sz w:val="21"/>
         </w:rPr>
-        <w:t>20세기 팝 음악의 황금기를 이끈 거장들</w:t>
+        <w:t>20세기 팝 음악의 황금기를 수놓은 거장들 (1960년대~1980년대 전성기)</w:t>
       </w:r>
     </w:p>
     <w:p>
@@ -337,7 +356,7 @@
           <w:b w:val="0"/>
           <w:sz w:val="21"/>
         </w:rPr>
-        <w:t>솔로 보컬리스트 및 전설적인 팝/록 그룹</w:t>
+        <w:t>옴니버스 (Various Artists 연합 형태)</w:t>
       </w:r>
     </w:p>
     <w:p>
@@ -368,7 +387,7 @@
           <w:b w:val="0"/>
           <w:sz w:val="21"/>
         </w:rPr>
-        <w:t>팝, 포크, 소프트 록, 소울 등 다양한 장르의 정점에서 음악사를 새롭게 쓴 기라성 같은 아티스트들의 음성이 한곳에 집약되어 있습니다. 각 뮤지션이 지닌 독보적인 음색과 독창적인 작편곡 미학은 현대 대중음악의 근간을 이루며 세대를 불문하고 끊임없는 영감을 전하고 있습니다.</w:t>
+        <w:t>팝, 포크, 어덜트 컨템포러리 씬을 대표하는 당대 최정상급 싱어송라이터와 보컬리스트들이 대거 포진해 있습니다. 각 아티스트는 독창적인 보컬 톤과 탁월한 멜로디 감각으로 세계 대중음악사의 기틀을 마련한 불멸의 명인들입니다.</w:t>
       </w:r>
     </w:p>
     <w:p>
@@ -413,7 +432,7 @@
           <w:b w:val="0"/>
           <w:sz w:val="21"/>
         </w:rPr>
-        <w:t>제한된 정보 속에서 음악적 갈증을 겪던 애호가들에게 서구 팝 음악의 정수를 조망할 수 있는 훌륭한 나침반 역할을 수행한 앨범입니다. 한 시대를 풍미한 명곡들을 균형 잡힌 호흡으로 엮어내어 옴니버스 음반으로서의 높은 완성도와 사료적 가치를 동시에 입증합니다.</w:t>
+        <w:t>단일 아티스트 앨범의 수급이 원활하지 않던 시절, 국내 팝 애호가들에게 서구 팝 음악의 최신 조류와 정수를 전달했던 문화적 교량 역할을 한 기념비적 앨범입니다. 음악사적으로도 당대 대중의 기호와 정서가 어떻게 형성되었는지를 증명하는 훌륭한 아카이브입니다.</w:t>
       </w:r>
     </w:p>
     <w:p>
@@ -444,7 +463,7 @@
           <w:b w:val="0"/>
           <w:sz w:val="21"/>
         </w:rPr>
-        <w:t>턴테이블과 카세트 라디오 곁에서 밤을 지새우며 낭만을 꿈꾸던 청춘들의 서글픔과 설렘이 고스란히 각인되어 있습니다. 다방의 DJ 박스와 골목길 레코드점에서 흘러나와 한 시대를 위로했던 정겨운 공기와 아날로그 세대의 애환이 그루브마다 짙은 음영으로 새겨져 있습니다.</w:t>
+        <w:t>암울하고 통제되었던 사회적 분위기 속에서 청춘들에게 위안의 안식처가 되어주던 심야 라디오 방송과 음악다방의 정취가 오롯이 투영되어 있습니다. 잡음 섞인 주파수 너머로 흘러나오던 멜로디를 한 장의 LP로 온전히 소유하고자 했던 그 시절 청년들의 순수한 열망이 녹아 있습니다.</w:t>
       </w:r>
     </w:p>
     <w:p>
@@ -489,7 +508,7 @@
           <w:b w:val="0"/>
           <w:sz w:val="21"/>
         </w:rPr>
-        <w:t>가슴을 파고드는 서정적인 스트링 편곡의 어쿠스틱 발라드부터 감각적인 리듬이 돋보이는 팝 트랙까지, 다채로운 악곡들이 서정적인 통일감 아래 유기적으로 흐릅니다. 절제미 속에서도 짙은 호소력을 발휘하는 보컬 하모니는 깊은 사색과 여운의 세계로 감상자를 인도합니다.</w:t>
+        <w:t>시대를 초월한 어쿠스틱 발라드와 서정적인 멜로디 라인이 돋보이는 소프트 록, 감미로운 스트링 오케스트레이션이 어우러진 팝 트랙들이 조화롭게 배열되어 있습니다. 보컬의 섬세한 떨림과 진솔한 고백이 담긴 선율들은 계절의 변화와 맞물려 깊은 우수를 자아냅니다.</w:t>
       </w:r>
     </w:p>
     <w:p>
@@ -520,7 +539,7 @@
           <w:b w:val="0"/>
           <w:sz w:val="21"/>
         </w:rPr>
-        <w:t>턴테이블 바늘이 소릿골에 닿는 순간 피어오르는 미세한 크래클 노이즈와 진공관 앰프 특유의 두툼하고 온화한 질감이 어우러질 때 본 음반의 진가가 드러납니다. 디지털 음원에서는 느낄 수 없는 보컬의 온기와 악기 고유의 배음을 음미하며 은은한 조명 아래 정좌하여 감상하시기를 권합니다.</w:t>
+        <w:t>디지털의 차가운 해상도로는 결코 구현할 수 없는, 두터운 중음역대의 질감과 아날로그 테이프 마스터 특유의 포근한 공간감이 압권입니다. 진공관 앰프의 온화한 불빛 아래, MM 카트리지의 풍성한 저역과 부드러운 고역을 매만지며 감상할 때 바이닐 특유의 '음악적 온도'를 가장 완벽하게 만끽할 수 있습니다.</w:t>
       </w:r>
     </w:p>
     <w:p>
@@ -551,7 +570,7 @@
           <w:b w:val="0"/>
           <w:sz w:val="21"/>
         </w:rPr>
-        <w:t>스트리밍 시대에 흩어져 버린 아날로그 팝의 찬란한 순간들을 오리지널 바이닐 포맷으로 온전히 간직할 수 있는 귀중한 타임캡슐입니다. 시대의 흔적을 간직한 재킷과 정갈한 사운드는 진정한 LP 컬렉터의 서가를 한층 격조 높게 빛내줄 가치가 충분합니다.</w:t>
+        <w:t>빈티지 한국 음반사(史)의 발자취가 고스란히 담긴 오리지널 재킷 아트워크와 타이포그래피, 그리고 당시의 문화적 향수를 고스란히 간직하고 있어 국내 레트로 팝 컬렉터들에게는 놓칠 수 없는 소중한 수집 표본입니다.</w:t>
       </w:r>
     </w:p>
     <w:p>
@@ -565,7 +584,7 @@
           <w:color w:val="4338CA"/>
           <w:sz w:val="21"/>
         </w:rPr>
-        <w:t>이 음반을 통해 아련했던 시절의 순수한 감성과 턴테이블 위로 흐르는 아날로그 팝이 전해주는 감동을 다시 한번 경험해 보시는 것은 어떨까요?</w:t>
+        <w:t>이 음반을 통해 아날로그 바늘 끝에서 피어오르는 아련한 옛 시절의 낭만과 팝의 거장들이 전해주는 감동을 다시 한번 경험해 보시는 것은 어떨까요?</w:t>
       </w:r>
     </w:p>
     <w:sectPr>
